--- a/assets/templates/sa/solution-architecture-document.docx
+++ b/assets/templates/sa/solution-architecture-document.docx
@@ -2816,7 +2816,7 @@
           <wp:inline distT="0" distB="0" distL="0" distR="0">
             <wp:extent cx="4572000" cy="4352925"/>
             <wp:effectExtent t="0" r="0" b="0" l="0"/>
-            <wp:docPr id="1" name="" descr="" title=""/>
+            <wp:docPr id="1" name="" descr="Sơ đồ C4 System Context: người dùng, quản trị viên và các hệ thống ngoài kết nối tới hệ thống mục tiêu." title="Sơ đồ C4 System Context: người dùng, quản trị viên và các hệ thống ngoài kết nối tới hệ thống mục tiêu."/>
             <wp:cNvGraphicFramePr>
               <a:graphicFrameLocks xmlns:a="http://schemas.openxmlformats.org/drawingml/2006/main" noChangeAspect="1"/>
             </wp:cNvGraphicFramePr>
@@ -4182,7 +4182,7 @@
           <wp:inline distT="0" distB="0" distL="0" distR="0">
             <wp:extent cx="4095750" cy="6315075"/>
             <wp:effectExtent t="0" r="0" b="0" l="0"/>
-            <wp:docPr id="1" name="" descr="" title=""/>
+            <wp:docPr id="1" name="" descr="Sơ đồ C4 Container: web, mobile, API gateway, backend, worker, database, cache và message broker." title="Sơ đồ C4 Container: web, mobile, API gateway, backend, worker, database, cache và message broker."/>
             <wp:cNvGraphicFramePr>
               <a:graphicFrameLocks xmlns:a="http://schemas.openxmlformats.org/drawingml/2006/main" noChangeAspect="1"/>
             </wp:cNvGraphicFramePr>
@@ -5129,7 +5129,7 @@
           <wp:inline distT="0" distB="0" distL="0" distR="0">
             <wp:extent cx="5905500" cy="2828925"/>
             <wp:effectExtent t="0" r="0" b="0" l="0"/>
-            <wp:docPr id="1" name="" descr="" title=""/>
+            <wp:docPr id="1" name="" descr="Sequence diagram luồng đồng bộ: người dùng, ứng dụng, API gateway, backend, identity provider và database." title="Sequence diagram luồng đồng bộ: người dùng, ứng dụng, API gateway, backend, identity provider và database."/>
             <wp:cNvGraphicFramePr>
               <a:graphicFrameLocks xmlns:a="http://schemas.openxmlformats.org/drawingml/2006/main" noChangeAspect="1"/>
             </wp:cNvGraphicFramePr>
@@ -5233,7 +5233,7 @@
           <wp:inline distT="0" distB="0" distL="0" distR="0">
             <wp:extent cx="5905500" cy="3200400"/>
             <wp:effectExtent t="0" r="0" b="0" l="0"/>
-            <wp:docPr id="1" name="" descr="" title=""/>
+            <wp:docPr id="1" name="" descr="Sequence diagram luồng bất đồng bộ: backend phát sự kiện qua message broker tới worker và hệ thống ngoài." title="Sequence diagram luồng bất đồng bộ: backend phát sự kiện qua message broker tới worker và hệ thống ngoài."/>
             <wp:cNvGraphicFramePr>
               <a:graphicFrameLocks xmlns:a="http://schemas.openxmlformats.org/drawingml/2006/main" noChangeAspect="1"/>
             </wp:cNvGraphicFramePr>
@@ -5387,7 +5387,7 @@
           <wp:inline distT="0" distB="0" distL="0" distR="0">
             <wp:extent cx="5143500" cy="4629150"/>
             <wp:effectExtent t="0" r="0" b="0" l="0"/>
-            <wp:docPr id="1" name="" descr="" title=""/>
+            <wp:docPr id="1" name="" descr="Sơ đồ triển khai: DMZ, application, data và partner zone cùng các node, database, cache và message broker." title="Sơ đồ triển khai: DMZ, application, data và partner zone cùng các node, database, cache và message broker."/>
             <wp:cNvGraphicFramePr>
               <a:graphicFrameLocks xmlns:a="http://schemas.openxmlformats.org/drawingml/2006/main" noChangeAspect="1"/>
             </wp:cNvGraphicFramePr>

--- a/assets/templates/sa/solution-architecture-document.docx
+++ b/assets/templates/sa/solution-architecture-document.docx
@@ -1208,7 +1208,7 @@
                 <w:sz w:val="20"/>
                 <w:szCs w:val="20"/>
               </w:rPr>
-              <w:t xml:space="preserve">[VD: Tuân thủ [ĐIỀN chuẩn — ISO 27001 / PCI-DSS / NĐ 13]</w:t>
+              <w:t xml:space="preserve">[VD: Tuân thủ [ĐIỀN chuẩn — ISO 27001 / tiêu chuẩn ngành phù hợp / NĐ 13]</w:t>
             </w:r>
             <w:r>
               <w:rPr>
@@ -2634,7 +2634,7 @@
                 <w:sz w:val="20"/>
                 <w:szCs w:val="20"/>
               </w:rPr>
-              <w:t xml:space="preserve">[VD: Quy định ngành [ĐIỀN — VD: SBV, PCI-DSS, ISO 27001]</w:t>
+              <w:t xml:space="preserve">[VD: Quy định ngành [ĐIỀN — VD: cơ quan quản lý, tiêu chuẩn ngành phù hợp, ISO 27001]</w:t>
             </w:r>
             <w:r>
               <w:rPr>
